--- a/public/investor-downloads/deep-research/mag7-next-era-losers-6f2a8c9d/report_zh.docx
+++ b/public/investor-downloads/deep-research/mag7-next-era-losers-6f2a8c9d/report_zh.docx
@@ -20,7 +20,7 @@
           <w:sz w:val="18"/>
           <w:rFonts w:eastAsia="PingFang SC"/>
         </w:rPr>
-        <w:t>报告日期：2026-05-24。证据基础：AI Institute 本地语料，截至 2026-05-23T14:08:31.544Z。本报告是语料综合，不构成投资建议。</w:t>
+        <w:t>报告日期：2026-05-24。证据基础：AI Institute 本地语料，截至 2026-05-23T14:08:31.544Z；并加入 2026-05-24 校验的外部行情、资金流和社交热度链接。本报告是语料综合，不构成投资建议。</w:t>
       </w:r>
     </w:p>
     <w:p>
@@ -49,6 +49,11 @@
     <w:p>
       <w:r>
         <w:t>**NVIDIA** 是另一类。它不是本语料中的基本面失败者。它更像估值倍数风险：当市场从“GPU 稀缺”转向“云厂议价、自研芯片、功耗效率和上游供应链分配”时，NVIDIA 可以继续高增长，但股票不再是 AI capex 最纯的表达。</w:t>
+      </w:r>
+    </w:p>
+    <w:p>
+      <w:r>
+        <w:t>2026-05-16 至 2026-05-22 的周末市场话题材料让这个区分更清楚：风险偏好从极度贪婪降到贪婪，美国股票基金流出但科技基金仍流入，AI 基础设施成为单点拥挤方向。NVDA 公布强劲 Q1 FY2027 后，周内股价没有跟随基本面扩张；MU 和 ASTS 吸收了高弹性散户想象；RDDT 则证明社交热度可以与价格下跌并存。因此新增材料支持本报告的核心区分：**AI 需求真实，但股票赢家必须把注意力、资本开支和供应链稀缺转化为可持续 FCF 与定价权**。</w:t>
       </w:r>
     </w:p>
     <w:p>
@@ -390,7 +395,7 @@
                 <w:b w:val="0"/>
                 <w:sz w:val="16"/>
               </w:rPr>
-              <w:t>Tesla 同样不在语料验证的 AI 基础设施和商业化链条中。高实际利率环境下，自动驾驶和机器人期权需要现金流证明。</w:t>
+              <w:t>Tesla 同样不在语料验证的 AI 基础设施和商业化链条中。周末市场话题显示 TSLA 更像注意力中继，而非最强交易主线；ASTS、MU 和 NVDA 吸收了更多 AI 基础设施传播能量。高实际利率环境下，自动驾驶和机器人期权需要现金流证明。</w:t>
             </w:r>
           </w:p>
         </w:tc>
@@ -584,7 +589,7 @@
                 <w:b w:val="0"/>
                 <w:sz w:val="16"/>
               </w:rPr>
-              <w:t>Q1 FY27 数据中心收入确认 AI capex，但语料同时指向 CSP ASIC、云厂议价、电力瓶颈，以及现金向 CoWoS/HBM、网络和 ODM 分散。</w:t>
+              <w:t>Q1 FY27 数据中心收入确认 AI capex，但语料同时指向 CSP ASIC、云厂议价、电力瓶颈，以及现金向 CoWoS/HBM、网络和 ODM 分散。2026-05-16 至 2026-05-22 的交易窗口增加了实时验证：强财报没有阻止周内股价走弱。</w:t>
             </w:r>
           </w:p>
         </w:tc>
@@ -603,7 +608,7 @@
                 <w:b w:val="0"/>
                 <w:sz w:val="16"/>
               </w:rPr>
-              <w:t>数据中心收入继续加速、毛利率稳定、自研 ASIC 延后、云厂 capex 仍受供给限制。</w:t>
+              <w:t>数据中心收入继续加速、毛利率稳定、自研 ASIC 延后、云厂 capex 仍受供给限制，并且财报后价格重新领先 MU/AMD/DELL/ASTS 等替代表达。</w:t>
             </w:r>
           </w:p>
         </w:tc>
@@ -974,7 +979,7 @@
     </w:p>
     <w:p>
       <w:r>
-        <w:t>本报告选取 14 份来源报告，主要来自 TMT 行业分析师和主题研究员，覆盖 Mag7 capex、电力约束、云商业化、SBC、AI 硬件、ASIC、能效，以及 capex-to-FCF 验证。</w:t>
+        <w:t>本报告现在选取 23 条材料：14 条 AI Institute 内部源报告，以及 9 条外部市场行情、公司披露、资金流和社交热度材料。扩展材料的目的不是替代原有战略判断，而是在 2026-05-16 至 2026-05-22 的交易窗口中增加实时市场验证层。</w:t>
       </w:r>
     </w:p>
     <w:tbl>
@@ -2165,6 +2170,708 @@
           </w:p>
         </w:tc>
       </w:tr>
+      <w:tr>
+        <w:tc>
+          <w:tcPr>
+            <w:tcW w:type="dxa" w:w="1440"/>
+            <w:vAlign w:val="top"/>
+          </w:tcPr>
+          <w:p>
+            <w:pPr>
+              <w:jc w:val="center"/>
+            </w:pPr>
+            <w:r>
+              <w:rPr>
+                <w:rFonts w:ascii="Aptos" w:hAnsi="Aptos" w:eastAsia="PingFang SC"/>
+                <w:b w:val="0"/>
+                <w:sz w:val="16"/>
+              </w:rPr>
+              <w:t>15</w:t>
+            </w:r>
+          </w:p>
+        </w:tc>
+        <w:tc>
+          <w:tcPr>
+            <w:tcW w:type="dxa" w:w="2088"/>
+            <w:vAlign w:val="top"/>
+          </w:tcPr>
+          <w:p>
+            <w:pPr>
+              <w:jc w:val="left"/>
+            </w:pPr>
+            <w:r>
+              <w:rPr>
+                <w:rFonts w:ascii="Aptos" w:hAnsi="Aptos" w:eastAsia="PingFang SC"/>
+                <w:b w:val="0"/>
+                <w:sz w:val="16"/>
+              </w:rPr>
+              <w:t>周末病毒式市场话题报告，2026-05-16 至 2026-05-22</w:t>
+            </w:r>
+          </w:p>
+        </w:tc>
+        <w:tc>
+          <w:tcPr>
+            <w:tcW w:type="dxa" w:w="3528"/>
+            <w:vAlign w:val="top"/>
+          </w:tcPr>
+          <w:p>
+            <w:pPr>
+              <w:jc w:val="left"/>
+            </w:pPr>
+            <w:r>
+              <w:rPr>
+                <w:rFonts w:ascii="Aptos" w:hAnsi="Aptos" w:eastAsia="PingFang SC"/>
+                <w:b w:val="0"/>
+                <w:sz w:val="16"/>
+              </w:rPr>
+              <w:t>交易窗口更像选择性科技拥挤，而不是散户全面追涨；2026-05-25 美国 Memorial Day 休市，因此战术反应窗口落在 2026-05-26。</w:t>
+            </w:r>
+          </w:p>
+        </w:tc>
+        <w:tc>
+          <w:tcPr>
+            <w:tcW w:type="dxa" w:w="2448"/>
+            <w:vAlign w:val="top"/>
+          </w:tcPr>
+          <w:p>
+            <w:pPr>
+              <w:jc w:val="center"/>
+            </w:pPr>
+            <w:r>
+              <w:rPr>
+                <w:rFonts w:ascii="Aptos" w:hAnsi="Aptos" w:eastAsia="PingFang SC"/>
+                <w:b w:val="0"/>
+                <w:sz w:val="16"/>
+              </w:rPr>
+              <w:t>把周末传播作为资金流和仓位覆盖层，而不是替代 Mag7 战略排序。</w:t>
+            </w:r>
+          </w:p>
+        </w:tc>
+      </w:tr>
+      <w:tr>
+        <w:tc>
+          <w:tcPr>
+            <w:tcW w:type="dxa" w:w="1440"/>
+            <w:vAlign w:val="top"/>
+          </w:tcPr>
+          <w:p>
+            <w:pPr>
+              <w:jc w:val="center"/>
+            </w:pPr>
+            <w:r>
+              <w:rPr>
+                <w:rFonts w:ascii="Aptos" w:hAnsi="Aptos" w:eastAsia="PingFang SC"/>
+                <w:b w:val="0"/>
+                <w:sz w:val="16"/>
+              </w:rPr>
+              <w:t>16</w:t>
+            </w:r>
+          </w:p>
+        </w:tc>
+        <w:tc>
+          <w:tcPr>
+            <w:tcW w:type="dxa" w:w="2088"/>
+            <w:vAlign w:val="top"/>
+          </w:tcPr>
+          <w:p>
+            <w:pPr>
+              <w:jc w:val="left"/>
+            </w:pPr>
+            <w:r>
+              <w:rPr>
+                <w:rFonts w:ascii="Aptos" w:hAnsi="Aptos" w:eastAsia="PingFang SC"/>
+                <w:b w:val="0"/>
+                <w:sz w:val="16"/>
+              </w:rPr>
+              <w:t>Amsflow 美国 Fear &amp; Greed</w:t>
+            </w:r>
+          </w:p>
+        </w:tc>
+        <w:tc>
+          <w:tcPr>
+            <w:tcW w:type="dxa" w:w="3528"/>
+            <w:vAlign w:val="top"/>
+          </w:tcPr>
+          <w:p>
+            <w:pPr>
+              <w:jc w:val="left"/>
+            </w:pPr>
+            <w:r>
+              <w:rPr>
+                <w:rFonts w:ascii="Aptos" w:hAnsi="Aptos" w:eastAsia="PingFang SC"/>
+                <w:b w:val="0"/>
+                <w:sz w:val="16"/>
+              </w:rPr>
+              <w:t>情绪从 extreme greed 降至 greed。</w:t>
+            </w:r>
+          </w:p>
+        </w:tc>
+        <w:tc>
+          <w:tcPr>
+            <w:tcW w:type="dxa" w:w="2448"/>
+            <w:vAlign w:val="top"/>
+          </w:tcPr>
+          <w:p>
+            <w:pPr>
+              <w:jc w:val="center"/>
+            </w:pPr>
+            <w:r>
+              <w:rPr>
+                <w:rFonts w:ascii="Aptos" w:hAnsi="Aptos" w:eastAsia="PingFang SC"/>
+                <w:b w:val="0"/>
+                <w:sz w:val="16"/>
+              </w:rPr>
+              <w:t>支持“选择性风险偏好”框架：市场仍愿意买 AI，但不再为所有久期故事付费。</w:t>
+            </w:r>
+          </w:p>
+        </w:tc>
+      </w:tr>
+      <w:tr>
+        <w:tc>
+          <w:tcPr>
+            <w:tcW w:type="dxa" w:w="1440"/>
+            <w:vAlign w:val="top"/>
+          </w:tcPr>
+          <w:p>
+            <w:pPr>
+              <w:jc w:val="center"/>
+            </w:pPr>
+            <w:r>
+              <w:rPr>
+                <w:rFonts w:ascii="Aptos" w:hAnsi="Aptos" w:eastAsia="PingFang SC"/>
+                <w:b w:val="0"/>
+                <w:sz w:val="16"/>
+              </w:rPr>
+              <w:t>17</w:t>
+            </w:r>
+          </w:p>
+        </w:tc>
+        <w:tc>
+          <w:tcPr>
+            <w:tcW w:type="dxa" w:w="2088"/>
+            <w:vAlign w:val="top"/>
+          </w:tcPr>
+          <w:p>
+            <w:pPr>
+              <w:jc w:val="left"/>
+            </w:pPr>
+            <w:r>
+              <w:rPr>
+                <w:rFonts w:ascii="Aptos" w:hAnsi="Aptos" w:eastAsia="PingFang SC"/>
+                <w:b w:val="0"/>
+                <w:sz w:val="16"/>
+              </w:rPr>
+              <w:t>Reuters/LSEG Lipper 资金流</w:t>
+            </w:r>
+          </w:p>
+        </w:tc>
+        <w:tc>
+          <w:tcPr>
+            <w:tcW w:type="dxa" w:w="3528"/>
+            <w:vAlign w:val="top"/>
+          </w:tcPr>
+          <w:p>
+            <w:pPr>
+              <w:jc w:val="left"/>
+            </w:pPr>
+            <w:r>
+              <w:rPr>
+                <w:rFonts w:ascii="Aptos" w:hAnsi="Aptos" w:eastAsia="PingFang SC"/>
+                <w:b w:val="0"/>
+                <w:sz w:val="16"/>
+              </w:rPr>
+              <w:t>美国股票基金流出、科技基金流入、货币基金流入并存。</w:t>
+            </w:r>
+          </w:p>
+        </w:tc>
+        <w:tc>
+          <w:tcPr>
+            <w:tcW w:type="dxa" w:w="2448"/>
+            <w:vAlign w:val="top"/>
+          </w:tcPr>
+          <w:p>
+            <w:pPr>
+              <w:jc w:val="center"/>
+            </w:pPr>
+            <w:r>
+              <w:rPr>
+                <w:rFonts w:ascii="Aptos" w:hAnsi="Aptos" w:eastAsia="PingFang SC"/>
+                <w:b w:val="0"/>
+                <w:sz w:val="16"/>
+              </w:rPr>
+              <w:t>确认矛盾组合：总量层面偏防御，但 AI/科技单点仍拥挤。</w:t>
+            </w:r>
+          </w:p>
+        </w:tc>
+      </w:tr>
+      <w:tr>
+        <w:tc>
+          <w:tcPr>
+            <w:tcW w:type="dxa" w:w="1440"/>
+            <w:vAlign w:val="top"/>
+          </w:tcPr>
+          <w:p>
+            <w:pPr>
+              <w:jc w:val="center"/>
+            </w:pPr>
+            <w:r>
+              <w:rPr>
+                <w:rFonts w:ascii="Aptos" w:hAnsi="Aptos" w:eastAsia="PingFang SC"/>
+                <w:b w:val="0"/>
+                <w:sz w:val="16"/>
+              </w:rPr>
+              <w:t>18</w:t>
+            </w:r>
+          </w:p>
+        </w:tc>
+        <w:tc>
+          <w:tcPr>
+            <w:tcW w:type="dxa" w:w="2088"/>
+            <w:vAlign w:val="top"/>
+          </w:tcPr>
+          <w:p>
+            <w:pPr>
+              <w:jc w:val="left"/>
+            </w:pPr>
+            <w:r>
+              <w:rPr>
+                <w:rFonts w:ascii="Aptos" w:hAnsi="Aptos" w:eastAsia="PingFang SC"/>
+                <w:b w:val="0"/>
+                <w:sz w:val="16"/>
+              </w:rPr>
+              <w:t>NVDA 历史价格与 Q1 FY2027 财报</w:t>
+            </w:r>
+          </w:p>
+        </w:tc>
+        <w:tc>
+          <w:tcPr>
+            <w:tcW w:type="dxa" w:w="3528"/>
+            <w:vAlign w:val="top"/>
+          </w:tcPr>
+          <w:p>
+            <w:pPr>
+              <w:jc w:val="left"/>
+            </w:pPr>
+            <w:r>
+              <w:rPr>
+                <w:rFonts w:ascii="Aptos" w:hAnsi="Aptos" w:eastAsia="PingFang SC"/>
+                <w:b w:val="0"/>
+                <w:sz w:val="16"/>
+              </w:rPr>
+              <w:t>创纪录收入和数据中心收入没有阻止 NVDA 周内下跌。</w:t>
+            </w:r>
+          </w:p>
+        </w:tc>
+        <w:tc>
+          <w:tcPr>
+            <w:tcW w:type="dxa" w:w="2448"/>
+            <w:vAlign w:val="top"/>
+          </w:tcPr>
+          <w:p>
+            <w:pPr>
+              <w:jc w:val="center"/>
+            </w:pPr>
+            <w:r>
+              <w:rPr>
+                <w:rFonts w:ascii="Aptos" w:hAnsi="Aptos" w:eastAsia="PingFang SC"/>
+                <w:b w:val="0"/>
+                <w:sz w:val="16"/>
+              </w:rPr>
+              <w:t>强化“倍数输家，不是基本面输家”的分类。</w:t>
+            </w:r>
+          </w:p>
+        </w:tc>
+      </w:tr>
+      <w:tr>
+        <w:tc>
+          <w:tcPr>
+            <w:tcW w:type="dxa" w:w="1440"/>
+            <w:vAlign w:val="top"/>
+          </w:tcPr>
+          <w:p>
+            <w:pPr>
+              <w:jc w:val="center"/>
+            </w:pPr>
+            <w:r>
+              <w:rPr>
+                <w:rFonts w:ascii="Aptos" w:hAnsi="Aptos" w:eastAsia="PingFang SC"/>
+                <w:b w:val="0"/>
+                <w:sz w:val="16"/>
+              </w:rPr>
+              <w:t>19</w:t>
+            </w:r>
+          </w:p>
+        </w:tc>
+        <w:tc>
+          <w:tcPr>
+            <w:tcW w:type="dxa" w:w="2088"/>
+            <w:vAlign w:val="top"/>
+          </w:tcPr>
+          <w:p>
+            <w:pPr>
+              <w:jc w:val="left"/>
+            </w:pPr>
+            <w:r>
+              <w:rPr>
+                <w:rFonts w:ascii="Aptos" w:hAnsi="Aptos" w:eastAsia="PingFang SC"/>
+                <w:b w:val="0"/>
+                <w:sz w:val="16"/>
+              </w:rPr>
+              <w:t>NVIDIA 指引与中国 compute 注释</w:t>
+            </w:r>
+          </w:p>
+        </w:tc>
+        <w:tc>
+          <w:tcPr>
+            <w:tcW w:type="dxa" w:w="3528"/>
+            <w:vAlign w:val="top"/>
+          </w:tcPr>
+          <w:p>
+            <w:pPr>
+              <w:jc w:val="left"/>
+            </w:pPr>
+            <w:r>
+              <w:rPr>
+                <w:rFonts w:ascii="Aptos" w:hAnsi="Aptos" w:eastAsia="PingFang SC"/>
+                <w:b w:val="0"/>
+                <w:sz w:val="16"/>
+              </w:rPr>
+              <w:t>Q2 收入指引很高，但不假设中国 Data Center compute 收入。</w:t>
+            </w:r>
+          </w:p>
+        </w:tc>
+        <w:tc>
+          <w:tcPr>
+            <w:tcW w:type="dxa" w:w="2448"/>
+            <w:vAlign w:val="top"/>
+          </w:tcPr>
+          <w:p>
+            <w:pPr>
+              <w:jc w:val="center"/>
+            </w:pPr>
+            <w:r>
+              <w:rPr>
+                <w:rFonts w:ascii="Aptos" w:hAnsi="Aptos" w:eastAsia="PingFang SC"/>
+                <w:b w:val="0"/>
+                <w:sz w:val="16"/>
+              </w:rPr>
+              <w:t>解释强财报为何可以与倍数收缩并存：地缘、集中度和政策风险需要定价。</w:t>
+            </w:r>
+          </w:p>
+        </w:tc>
+      </w:tr>
+      <w:tr>
+        <w:tc>
+          <w:tcPr>
+            <w:tcW w:type="dxa" w:w="1440"/>
+            <w:vAlign w:val="top"/>
+          </w:tcPr>
+          <w:p>
+            <w:pPr>
+              <w:jc w:val="center"/>
+            </w:pPr>
+            <w:r>
+              <w:rPr>
+                <w:rFonts w:ascii="Aptos" w:hAnsi="Aptos" w:eastAsia="PingFang SC"/>
+                <w:b w:val="0"/>
+                <w:sz w:val="16"/>
+              </w:rPr>
+              <w:t>20</w:t>
+            </w:r>
+          </w:p>
+        </w:tc>
+        <w:tc>
+          <w:tcPr>
+            <w:tcW w:type="dxa" w:w="2088"/>
+            <w:vAlign w:val="top"/>
+          </w:tcPr>
+          <w:p>
+            <w:pPr>
+              <w:jc w:val="left"/>
+            </w:pPr>
+            <w:r>
+              <w:rPr>
+                <w:rFonts w:ascii="Aptos" w:hAnsi="Aptos" w:eastAsia="PingFang SC"/>
+                <w:b w:val="0"/>
+                <w:sz w:val="16"/>
+              </w:rPr>
+              <w:t>MU/HBM 行情和 Micron 投资者材料</w:t>
+            </w:r>
+          </w:p>
+        </w:tc>
+        <w:tc>
+          <w:tcPr>
+            <w:tcW w:type="dxa" w:w="3528"/>
+            <w:vAlign w:val="top"/>
+          </w:tcPr>
+          <w:p>
+            <w:pPr>
+              <w:jc w:val="left"/>
+            </w:pPr>
+            <w:r>
+              <w:rPr>
+                <w:rFonts w:ascii="Aptos" w:hAnsi="Aptos" w:eastAsia="PingFang SC"/>
+                <w:b w:val="0"/>
+                <w:sz w:val="16"/>
+              </w:rPr>
+              <w:t>内存成为散户最容易传播的 AI 基础设施命题：“AI 需要内存”。</w:t>
+            </w:r>
+          </w:p>
+        </w:tc>
+        <w:tc>
+          <w:tcPr>
+            <w:tcW w:type="dxa" w:w="2448"/>
+            <w:vAlign w:val="top"/>
+          </w:tcPr>
+          <w:p>
+            <w:pPr>
+              <w:jc w:val="center"/>
+            </w:pPr>
+            <w:r>
+              <w:rPr>
+                <w:rFonts w:ascii="Aptos" w:hAnsi="Aptos" w:eastAsia="PingFang SC"/>
+                <w:b w:val="0"/>
+                <w:sz w:val="16"/>
+              </w:rPr>
+              <w:t>强化利润池从 GPU 稀缺向 HBM/DRAM、封装、网络和电力扩散的判断。</w:t>
+            </w:r>
+          </w:p>
+        </w:tc>
+      </w:tr>
+      <w:tr>
+        <w:tc>
+          <w:tcPr>
+            <w:tcW w:type="dxa" w:w="1440"/>
+            <w:vAlign w:val="top"/>
+          </w:tcPr>
+          <w:p>
+            <w:pPr>
+              <w:jc w:val="center"/>
+            </w:pPr>
+            <w:r>
+              <w:rPr>
+                <w:rFonts w:ascii="Aptos" w:hAnsi="Aptos" w:eastAsia="PingFang SC"/>
+                <w:b w:val="0"/>
+                <w:sz w:val="16"/>
+              </w:rPr>
+              <w:t>21</w:t>
+            </w:r>
+          </w:p>
+        </w:tc>
+        <w:tc>
+          <w:tcPr>
+            <w:tcW w:type="dxa" w:w="2088"/>
+            <w:vAlign w:val="top"/>
+          </w:tcPr>
+          <w:p>
+            <w:pPr>
+              <w:jc w:val="left"/>
+            </w:pPr>
+            <w:r>
+              <w:rPr>
+                <w:rFonts w:ascii="Aptos" w:hAnsi="Aptos" w:eastAsia="PingFang SC"/>
+                <w:b w:val="0"/>
+                <w:sz w:val="16"/>
+              </w:rPr>
+              <w:t>ASTS 历史价格与 FCC 授权报道</w:t>
+            </w:r>
+          </w:p>
+        </w:tc>
+        <w:tc>
+          <w:tcPr>
+            <w:tcW w:type="dxa" w:w="3528"/>
+            <w:vAlign w:val="top"/>
+          </w:tcPr>
+          <w:p>
+            <w:pPr>
+              <w:jc w:val="left"/>
+            </w:pPr>
+            <w:r>
+              <w:rPr>
+                <w:rFonts w:ascii="Aptos" w:hAnsi="Aptos" w:eastAsia="PingFang SC"/>
+                <w:b w:val="0"/>
+                <w:sz w:val="16"/>
+              </w:rPr>
+              <w:t>手机直连卫星成为高弹性周末流动性事件，但授权还不是收入。</w:t>
+            </w:r>
+          </w:p>
+        </w:tc>
+        <w:tc>
+          <w:tcPr>
+            <w:tcW w:type="dxa" w:w="2448"/>
+            <w:vAlign w:val="top"/>
+          </w:tcPr>
+          <w:p>
+            <w:pPr>
+              <w:jc w:val="center"/>
+            </w:pPr>
+            <w:r>
+              <w:rPr>
+                <w:rFonts w:ascii="Aptos" w:hAnsi="Aptos" w:eastAsia="PingFang SC"/>
+                <w:b w:val="0"/>
+                <w:sz w:val="16"/>
+              </w:rPr>
+              <w:t>说明注意力可以从 Mag7 迁移到期权型基础设施故事。</w:t>
+            </w:r>
+          </w:p>
+        </w:tc>
+      </w:tr>
+      <w:tr>
+        <w:tc>
+          <w:tcPr>
+            <w:tcW w:type="dxa" w:w="1440"/>
+            <w:vAlign w:val="top"/>
+          </w:tcPr>
+          <w:p>
+            <w:pPr>
+              <w:jc w:val="center"/>
+            </w:pPr>
+            <w:r>
+              <w:rPr>
+                <w:rFonts w:ascii="Aptos" w:hAnsi="Aptos" w:eastAsia="PingFang SC"/>
+                <w:b w:val="0"/>
+                <w:sz w:val="16"/>
+              </w:rPr>
+              <w:t>22</w:t>
+            </w:r>
+          </w:p>
+        </w:tc>
+        <w:tc>
+          <w:tcPr>
+            <w:tcW w:type="dxa" w:w="2088"/>
+            <w:vAlign w:val="top"/>
+          </w:tcPr>
+          <w:p>
+            <w:pPr>
+              <w:jc w:val="left"/>
+            </w:pPr>
+            <w:r>
+              <w:rPr>
+                <w:rFonts w:ascii="Aptos" w:hAnsi="Aptos" w:eastAsia="PingFang SC"/>
+                <w:b w:val="0"/>
+                <w:sz w:val="16"/>
+              </w:rPr>
+              <w:t>RDDT 历史价格</w:t>
+            </w:r>
+          </w:p>
+        </w:tc>
+        <w:tc>
+          <w:tcPr>
+            <w:tcW w:type="dxa" w:w="3528"/>
+            <w:vAlign w:val="top"/>
+          </w:tcPr>
+          <w:p>
+            <w:pPr>
+              <w:jc w:val="left"/>
+            </w:pPr>
+            <w:r>
+              <w:rPr>
+                <w:rFonts w:ascii="Aptos" w:hAnsi="Aptos" w:eastAsia="PingFang SC"/>
+                <w:b w:val="0"/>
+                <w:sz w:val="16"/>
+              </w:rPr>
+              <w:t>RDDT 在高讨论度背景下仍下跌。</w:t>
+            </w:r>
+          </w:p>
+        </w:tc>
+        <w:tc>
+          <w:tcPr>
+            <w:tcW w:type="dxa" w:w="2448"/>
+            <w:vAlign w:val="top"/>
+          </w:tcPr>
+          <w:p>
+            <w:pPr>
+              <w:jc w:val="center"/>
+            </w:pPr>
+            <w:r>
+              <w:rPr>
+                <w:rFonts w:ascii="Aptos" w:hAnsi="Aptos" w:eastAsia="PingFang SC"/>
+                <w:b w:val="0"/>
+                <w:sz w:val="16"/>
+              </w:rPr>
+              <w:t>避免把社交提及机械理解为买盘；用于解读 TSLA、NVDA 和 Meta 的注意力信号。</w:t>
+            </w:r>
+          </w:p>
+        </w:tc>
+      </w:tr>
+      <w:tr>
+        <w:tc>
+          <w:tcPr>
+            <w:tcW w:type="dxa" w:w="1440"/>
+            <w:vAlign w:val="top"/>
+          </w:tcPr>
+          <w:p>
+            <w:pPr>
+              <w:jc w:val="center"/>
+            </w:pPr>
+            <w:r>
+              <w:rPr>
+                <w:rFonts w:ascii="Aptos" w:hAnsi="Aptos" w:eastAsia="PingFang SC"/>
+                <w:b w:val="0"/>
+                <w:sz w:val="16"/>
+              </w:rPr>
+              <w:t>23</w:t>
+            </w:r>
+          </w:p>
+        </w:tc>
+        <w:tc>
+          <w:tcPr>
+            <w:tcW w:type="dxa" w:w="2088"/>
+            <w:vAlign w:val="top"/>
+          </w:tcPr>
+          <w:p>
+            <w:pPr>
+              <w:jc w:val="left"/>
+            </w:pPr>
+            <w:r>
+              <w:rPr>
+                <w:rFonts w:ascii="Aptos" w:hAnsi="Aptos" w:eastAsia="PingFang SC"/>
+                <w:b w:val="0"/>
+                <w:sz w:val="16"/>
+              </w:rPr>
+              <w:t>AltIndex 与 FearGreedMeter 动态 WSB/meme-stock 榜单</w:t>
+            </w:r>
+          </w:p>
+        </w:tc>
+        <w:tc>
+          <w:tcPr>
+            <w:tcW w:type="dxa" w:w="3528"/>
+            <w:vAlign w:val="top"/>
+          </w:tcPr>
+          <w:p>
+            <w:pPr>
+              <w:jc w:val="left"/>
+            </w:pPr>
+            <w:r>
+              <w:rPr>
+                <w:rFonts w:ascii="Aptos" w:hAnsi="Aptos" w:eastAsia="PingFang SC"/>
+                <w:b w:val="0"/>
+                <w:sz w:val="16"/>
+              </w:rPr>
+              <w:t>NVDA、ASTS、MU、MSFT、META 等 AI 相关名字仍处于高讨论位置，但榜单滚动很快。</w:t>
+            </w:r>
+          </w:p>
+        </w:tc>
+        <w:tc>
+          <w:tcPr>
+            <w:tcW w:type="dxa" w:w="2448"/>
+            <w:vAlign w:val="top"/>
+          </w:tcPr>
+          <w:p>
+            <w:pPr>
+              <w:jc w:val="center"/>
+            </w:pPr>
+            <w:r>
+              <w:rPr>
+                <w:rFonts w:ascii="Aptos" w:hAnsi="Aptos" w:eastAsia="PingFang SC"/>
+                <w:b w:val="0"/>
+                <w:sz w:val="16"/>
+              </w:rPr>
+              <w:t>把社交榜单用作拥挤度和伽马风险信号，而不是长期基本面证据。</w:t>
+            </w:r>
+          </w:p>
+        </w:tc>
+      </w:tr>
     </w:tbl>
     <w:p/>
     <w:p>
@@ -2172,7 +2879,596 @@
         <w:pStyle w:val="Heading2"/>
       </w:pPr>
       <w:r>
-        <w:t>5. 公司逐一判断</w:t>
+        <w:t>5. 外部交易层叠加：周末病毒话题改变了什么？</w:t>
+      </w:r>
+    </w:p>
+    <w:p>
+      <w:r>
+        <w:t>新增周末材料没有推翻战略排序。它改善的是时点和“输的类型”。Apple 仍是最清晰的战略相对输家，因为新增材料仍没有提供 Apple 在云端 AI 基础设施、电力接入、推理商业化或 capex-to-FCF 上的直接证据。Tesla 仍是叙事久期风险，因为周末注意力更多流向 ASTS、内存和 GPU 供应链，而不是把 Tesla 变成最强 AI 基础设施表达。</w:t>
+      </w:r>
+    </w:p>
+    <w:p>
+      <w:r>
+        <w:t>最重要的变化是 NVIDIA。外部交易层让我们更难把 NVIDIA 称为基本面输家，也更容易把它称为**倍数风险和利润池再分配输家**。Q1 FY2027 收入 816 亿美元、数据中心收入 752 亿美元、Q2 收入指引 910 亿美元都太强，不能支持需求坍塌论。但强财报后股价没有扩张，同时 MU/HBM 走强、ASTS 型高弹性注意力上升，说明市场正在区分“AI 需求存在”和“NVDA 股票拿走全部上行”。</w:t>
+      </w:r>
+    </w:p>
+    <w:tbl>
+      <w:tblPr>
+        <w:tblStyle w:val="TableGrid"/>
+        <w:tblW w:type="auto" w:w="0"/>
+        <w:jc w:val="center"/>
+        <w:tblLayout w:type="fixed"/>
+        <w:tblLook w:firstColumn="1" w:firstRow="1" w:lastColumn="0" w:lastRow="0" w:noHBand="0" w:noVBand="1" w:val="04A0"/>
+      </w:tblPr>
+      <w:tblGrid>
+        <w:gridCol w:w="2520"/>
+        <w:gridCol w:w="2520"/>
+        <w:gridCol w:w="2520"/>
+        <w:gridCol w:w="2520"/>
+      </w:tblGrid>
+      <w:tr>
+        <w:tc>
+          <w:tcPr>
+            <w:tcW w:type="dxa" w:w="1440"/>
+            <w:vAlign w:val="top"/>
+            <w:shd w:fill="E9EEF6"/>
+          </w:tcPr>
+          <w:p>
+            <w:pPr>
+              <w:jc w:val="center"/>
+            </w:pPr>
+            <w:r>
+              <w:rPr>
+                <w:rFonts w:ascii="Aptos" w:hAnsi="Aptos" w:eastAsia="PingFang SC"/>
+                <w:b w:val="0"/>
+                <w:sz w:val="17"/>
+              </w:rPr>
+              <w:t>交易信号</w:t>
+            </w:r>
+          </w:p>
+        </w:tc>
+        <w:tc>
+          <w:tcPr>
+            <w:tcW w:type="dxa" w:w="2088"/>
+            <w:vAlign w:val="top"/>
+            <w:shd w:fill="E9EEF6"/>
+          </w:tcPr>
+          <w:p>
+            <w:pPr>
+              <w:jc w:val="left"/>
+            </w:pPr>
+            <w:r>
+              <w:rPr>
+                <w:rFonts w:ascii="Aptos" w:hAnsi="Aptos" w:eastAsia="PingFang SC"/>
+                <w:b w:val="0"/>
+                <w:sz w:val="17"/>
+              </w:rPr>
+              <w:t>发生了什么</w:t>
+            </w:r>
+          </w:p>
+        </w:tc>
+        <w:tc>
+          <w:tcPr>
+            <w:tcW w:type="dxa" w:w="3528"/>
+            <w:vAlign w:val="top"/>
+            <w:shd w:fill="E9EEF6"/>
+          </w:tcPr>
+          <w:p>
+            <w:pPr>
+              <w:jc w:val="left"/>
+            </w:pPr>
+            <w:r>
+              <w:rPr>
+                <w:rFonts w:ascii="Aptos" w:hAnsi="Aptos" w:eastAsia="PingFang SC"/>
+                <w:b w:val="0"/>
+                <w:sz w:val="17"/>
+              </w:rPr>
+              <w:t>Mag7 解读</w:t>
+            </w:r>
+          </w:p>
+        </w:tc>
+        <w:tc>
+          <w:tcPr>
+            <w:tcW w:type="dxa" w:w="2448"/>
+            <w:vAlign w:val="top"/>
+            <w:shd w:fill="E9EEF6"/>
+          </w:tcPr>
+          <w:p>
+            <w:pPr>
+              <w:jc w:val="center"/>
+            </w:pPr>
+            <w:r>
+              <w:rPr>
+                <w:rFonts w:ascii="Aptos" w:hAnsi="Aptos" w:eastAsia="PingFang SC"/>
+                <w:b w:val="0"/>
+                <w:sz w:val="17"/>
+              </w:rPr>
+              <w:t>可执行含义</w:t>
+            </w:r>
+          </w:p>
+        </w:tc>
+      </w:tr>
+      <w:tr>
+        <w:tc>
+          <w:tcPr>
+            <w:tcW w:type="dxa" w:w="1440"/>
+            <w:vAlign w:val="top"/>
+          </w:tcPr>
+          <w:p>
+            <w:pPr>
+              <w:jc w:val="center"/>
+            </w:pPr>
+            <w:r>
+              <w:rPr>
+                <w:rFonts w:ascii="Aptos" w:hAnsi="Aptos" w:eastAsia="PingFang SC"/>
+                <w:b w:val="0"/>
+                <w:sz w:val="16"/>
+              </w:rPr>
+              <w:t>情绪与资金流</w:t>
+            </w:r>
+          </w:p>
+        </w:tc>
+        <w:tc>
+          <w:tcPr>
+            <w:tcW w:type="dxa" w:w="2088"/>
+            <w:vAlign w:val="top"/>
+          </w:tcPr>
+          <w:p>
+            <w:pPr>
+              <w:jc w:val="left"/>
+            </w:pPr>
+            <w:r>
+              <w:rPr>
+                <w:rFonts w:ascii="Aptos" w:hAnsi="Aptos" w:eastAsia="PingFang SC"/>
+                <w:b w:val="0"/>
+                <w:sz w:val="16"/>
+              </w:rPr>
+              <w:t>贪婪仍在，但极度贪婪降温；股票基金流出，科技基金和货币基金流入。</w:t>
+            </w:r>
+          </w:p>
+        </w:tc>
+        <w:tc>
+          <w:tcPr>
+            <w:tcW w:type="dxa" w:w="3528"/>
+            <w:vAlign w:val="top"/>
+          </w:tcPr>
+          <w:p>
+            <w:pPr>
+              <w:jc w:val="left"/>
+            </w:pPr>
+            <w:r>
+              <w:rPr>
+                <w:rFonts w:ascii="Aptos" w:hAnsi="Aptos" w:eastAsia="PingFang SC"/>
+                <w:b w:val="0"/>
+                <w:sz w:val="16"/>
+              </w:rPr>
+              <w:t>这不是干净的全面 risk-on，而是选择性 AI 拥挤。</w:t>
+            </w:r>
+          </w:p>
+        </w:tc>
+        <w:tc>
+          <w:tcPr>
+            <w:tcW w:type="dxa" w:w="2448"/>
+            <w:vAlign w:val="top"/>
+          </w:tcPr>
+          <w:p>
+            <w:pPr>
+              <w:jc w:val="center"/>
+            </w:pPr>
+            <w:r>
+              <w:rPr>
+                <w:rFonts w:ascii="Aptos" w:hAnsi="Aptos" w:eastAsia="PingFang SC"/>
+                <w:b w:val="0"/>
+                <w:sz w:val="16"/>
+              </w:rPr>
+              <w:t>不要因为 AI 热度高就上调所有 Mag7 久期故事。</w:t>
+            </w:r>
+          </w:p>
+        </w:tc>
+      </w:tr>
+      <w:tr>
+        <w:tc>
+          <w:tcPr>
+            <w:tcW w:type="dxa" w:w="1440"/>
+            <w:vAlign w:val="top"/>
+          </w:tcPr>
+          <w:p>
+            <w:pPr>
+              <w:jc w:val="center"/>
+            </w:pPr>
+            <w:r>
+              <w:rPr>
+                <w:rFonts w:ascii="Aptos" w:hAnsi="Aptos" w:eastAsia="PingFang SC"/>
+                <w:b w:val="0"/>
+                <w:sz w:val="16"/>
+              </w:rPr>
+              <w:t>NVDA 财报后行情</w:t>
+            </w:r>
+          </w:p>
+        </w:tc>
+        <w:tc>
+          <w:tcPr>
+            <w:tcW w:type="dxa" w:w="2088"/>
+            <w:vAlign w:val="top"/>
+          </w:tcPr>
+          <w:p>
+            <w:pPr>
+              <w:jc w:val="left"/>
+            </w:pPr>
+            <w:r>
+              <w:rPr>
+                <w:rFonts w:ascii="Aptos" w:hAnsi="Aptos" w:eastAsia="PingFang SC"/>
+                <w:b w:val="0"/>
+                <w:sz w:val="16"/>
+              </w:rPr>
+              <w:t>强 Q1 FY2027 数据与周内股价下跌并存。</w:t>
+            </w:r>
+          </w:p>
+        </w:tc>
+        <w:tc>
+          <w:tcPr>
+            <w:tcW w:type="dxa" w:w="3528"/>
+            <w:vAlign w:val="top"/>
+          </w:tcPr>
+          <w:p>
+            <w:pPr>
+              <w:jc w:val="left"/>
+            </w:pPr>
+            <w:r>
+              <w:rPr>
+                <w:rFonts w:ascii="Aptos" w:hAnsi="Aptos" w:eastAsia="PingFang SC"/>
+                <w:b w:val="0"/>
+                <w:sz w:val="16"/>
+              </w:rPr>
+              <w:t>验证基本面赢家和估值倍数输家的区别。</w:t>
+            </w:r>
+          </w:p>
+        </w:tc>
+        <w:tc>
+          <w:tcPr>
+            <w:tcW w:type="dxa" w:w="2448"/>
+            <w:vAlign w:val="top"/>
+          </w:tcPr>
+          <w:p>
+            <w:pPr>
+              <w:jc w:val="center"/>
+            </w:pPr>
+            <w:r>
+              <w:rPr>
+                <w:rFonts w:ascii="Aptos" w:hAnsi="Aptos" w:eastAsia="PingFang SC"/>
+                <w:b w:val="0"/>
+                <w:sz w:val="16"/>
+              </w:rPr>
+              <w:t>观察 NVDA 能否收复 2026-05-20 收盘 223.47，还是继续贴近 2026-05-22 收盘 215.33。</w:t>
+            </w:r>
+          </w:p>
+        </w:tc>
+      </w:tr>
+      <w:tr>
+        <w:tc>
+          <w:tcPr>
+            <w:tcW w:type="dxa" w:w="1440"/>
+            <w:vAlign w:val="top"/>
+          </w:tcPr>
+          <w:p>
+            <w:pPr>
+              <w:jc w:val="center"/>
+            </w:pPr>
+            <w:r>
+              <w:rPr>
+                <w:rFonts w:ascii="Aptos" w:hAnsi="Aptos" w:eastAsia="PingFang SC"/>
+                <w:b w:val="0"/>
+                <w:sz w:val="16"/>
+              </w:rPr>
+              <w:t>MU/HBM 走强</w:t>
+            </w:r>
+          </w:p>
+        </w:tc>
+        <w:tc>
+          <w:tcPr>
+            <w:tcW w:type="dxa" w:w="2088"/>
+            <w:vAlign w:val="top"/>
+          </w:tcPr>
+          <w:p>
+            <w:pPr>
+              <w:jc w:val="left"/>
+            </w:pPr>
+            <w:r>
+              <w:rPr>
+                <w:rFonts w:ascii="Aptos" w:hAnsi="Aptos" w:eastAsia="PingFang SC"/>
+                <w:b w:val="0"/>
+                <w:sz w:val="16"/>
+              </w:rPr>
+              <w:t>MU 经历周内大幅回撤后仍收涨。</w:t>
+            </w:r>
+          </w:p>
+        </w:tc>
+        <w:tc>
+          <w:tcPr>
+            <w:tcW w:type="dxa" w:w="3528"/>
+            <w:vAlign w:val="top"/>
+          </w:tcPr>
+          <w:p>
+            <w:pPr>
+              <w:jc w:val="left"/>
+            </w:pPr>
+            <w:r>
+              <w:rPr>
+                <w:rFonts w:ascii="Aptos" w:hAnsi="Aptos" w:eastAsia="PingFang SC"/>
+                <w:b w:val="0"/>
+                <w:sz w:val="16"/>
+              </w:rPr>
+              <w:t>AI 基础设施注意力流向瓶颈供应商。</w:t>
+            </w:r>
+          </w:p>
+        </w:tc>
+        <w:tc>
+          <w:tcPr>
+            <w:tcW w:type="dxa" w:w="2448"/>
+            <w:vAlign w:val="top"/>
+          </w:tcPr>
+          <w:p>
+            <w:pPr>
+              <w:jc w:val="center"/>
+            </w:pPr>
+            <w:r>
+              <w:rPr>
+                <w:rFonts w:ascii="Aptos" w:hAnsi="Aptos" w:eastAsia="PingFang SC"/>
+                <w:b w:val="0"/>
+                <w:sz w:val="16"/>
+              </w:rPr>
+              <w:t>NVDA 的盈利更安全，但不一定是唯一 AI capex 表达。</w:t>
+            </w:r>
+          </w:p>
+        </w:tc>
+      </w:tr>
+      <w:tr>
+        <w:tc>
+          <w:tcPr>
+            <w:tcW w:type="dxa" w:w="1440"/>
+            <w:vAlign w:val="top"/>
+          </w:tcPr>
+          <w:p>
+            <w:pPr>
+              <w:jc w:val="center"/>
+            </w:pPr>
+            <w:r>
+              <w:rPr>
+                <w:rFonts w:ascii="Aptos" w:hAnsi="Aptos" w:eastAsia="PingFang SC"/>
+                <w:b w:val="0"/>
+                <w:sz w:val="16"/>
+              </w:rPr>
+              <w:t>ASTS 流动性事件</w:t>
+            </w:r>
+          </w:p>
+        </w:tc>
+        <w:tc>
+          <w:tcPr>
+            <w:tcW w:type="dxa" w:w="2088"/>
+            <w:vAlign w:val="top"/>
+          </w:tcPr>
+          <w:p>
+            <w:pPr>
+              <w:jc w:val="left"/>
+            </w:pPr>
+            <w:r>
+              <w:rPr>
+                <w:rFonts w:ascii="Aptos" w:hAnsi="Aptos" w:eastAsia="PingFang SC"/>
+                <w:b w:val="0"/>
+                <w:sz w:val="16"/>
+              </w:rPr>
+              <w:t>ASTS 大涨并成为周末传播候选。</w:t>
+            </w:r>
+          </w:p>
+        </w:tc>
+        <w:tc>
+          <w:tcPr>
+            <w:tcW w:type="dxa" w:w="3528"/>
+            <w:vAlign w:val="top"/>
+          </w:tcPr>
+          <w:p>
+            <w:pPr>
+              <w:jc w:val="left"/>
+            </w:pPr>
+            <w:r>
+              <w:rPr>
+                <w:rFonts w:ascii="Aptos" w:hAnsi="Aptos" w:eastAsia="PingFang SC"/>
+                <w:b w:val="0"/>
+                <w:sz w:val="16"/>
+              </w:rPr>
+              <w:t>散户愿意在 Mag7 之外买基础设施期权。</w:t>
+            </w:r>
+          </w:p>
+        </w:tc>
+        <w:tc>
+          <w:tcPr>
+            <w:tcW w:type="dxa" w:w="2448"/>
+            <w:vAlign w:val="top"/>
+          </w:tcPr>
+          <w:p>
+            <w:pPr>
+              <w:jc w:val="center"/>
+            </w:pPr>
+            <w:r>
+              <w:rPr>
+                <w:rFonts w:ascii="Aptos" w:hAnsi="Aptos" w:eastAsia="PingFang SC"/>
+                <w:b w:val="0"/>
+                <w:sz w:val="16"/>
+              </w:rPr>
+              <w:t>把 ASTS 当作波动信号，而不是 Mag7 领导力安全的证明。</w:t>
+            </w:r>
+          </w:p>
+        </w:tc>
+      </w:tr>
+      <w:tr>
+        <w:tc>
+          <w:tcPr>
+            <w:tcW w:type="dxa" w:w="1440"/>
+            <w:vAlign w:val="top"/>
+          </w:tcPr>
+          <w:p>
+            <w:pPr>
+              <w:jc w:val="center"/>
+            </w:pPr>
+            <w:r>
+              <w:rPr>
+                <w:rFonts w:ascii="Aptos" w:hAnsi="Aptos" w:eastAsia="PingFang SC"/>
+                <w:b w:val="0"/>
+                <w:sz w:val="16"/>
+              </w:rPr>
+              <w:t>RDDT 反例</w:t>
+            </w:r>
+          </w:p>
+        </w:tc>
+        <w:tc>
+          <w:tcPr>
+            <w:tcW w:type="dxa" w:w="2088"/>
+            <w:vAlign w:val="top"/>
+          </w:tcPr>
+          <w:p>
+            <w:pPr>
+              <w:jc w:val="left"/>
+            </w:pPr>
+            <w:r>
+              <w:rPr>
+                <w:rFonts w:ascii="Aptos" w:hAnsi="Aptos" w:eastAsia="PingFang SC"/>
+                <w:b w:val="0"/>
+                <w:sz w:val="16"/>
+              </w:rPr>
+              <w:t>RDDT 在高关注下仍下跌。</w:t>
+            </w:r>
+          </w:p>
+        </w:tc>
+        <w:tc>
+          <w:tcPr>
+            <w:tcW w:type="dxa" w:w="3528"/>
+            <w:vAlign w:val="top"/>
+          </w:tcPr>
+          <w:p>
+            <w:pPr>
+              <w:jc w:val="left"/>
+            </w:pPr>
+            <w:r>
+              <w:rPr>
+                <w:rFonts w:ascii="Aptos" w:hAnsi="Aptos" w:eastAsia="PingFang SC"/>
+                <w:b w:val="0"/>
+                <w:sz w:val="16"/>
+              </w:rPr>
+              <w:t>提及不是买盘。</w:t>
+            </w:r>
+          </w:p>
+        </w:tc>
+        <w:tc>
+          <w:tcPr>
+            <w:tcW w:type="dxa" w:w="2448"/>
+            <w:vAlign w:val="top"/>
+          </w:tcPr>
+          <w:p>
+            <w:pPr>
+              <w:jc w:val="center"/>
+            </w:pPr>
+            <w:r>
+              <w:rPr>
+                <w:rFonts w:ascii="Aptos" w:hAnsi="Aptos" w:eastAsia="PingFang SC"/>
+                <w:b w:val="0"/>
+                <w:sz w:val="16"/>
+              </w:rPr>
+              <w:t>社交榜单应作为拥挤和反转风险输入。</w:t>
+            </w:r>
+          </w:p>
+        </w:tc>
+      </w:tr>
+      <w:tr>
+        <w:tc>
+          <w:tcPr>
+            <w:tcW w:type="dxa" w:w="1440"/>
+            <w:vAlign w:val="top"/>
+          </w:tcPr>
+          <w:p>
+            <w:pPr>
+              <w:jc w:val="center"/>
+            </w:pPr>
+            <w:r>
+              <w:rPr>
+                <w:rFonts w:ascii="Aptos" w:hAnsi="Aptos" w:eastAsia="PingFang SC"/>
+                <w:b w:val="0"/>
+                <w:sz w:val="16"/>
+              </w:rPr>
+              <w:t>2026-05-26 开盘</w:t>
+            </w:r>
+          </w:p>
+        </w:tc>
+        <w:tc>
+          <w:tcPr>
+            <w:tcW w:type="dxa" w:w="2088"/>
+            <w:vAlign w:val="top"/>
+          </w:tcPr>
+          <w:p>
+            <w:pPr>
+              <w:jc w:val="left"/>
+            </w:pPr>
+            <w:r>
+              <w:rPr>
+                <w:rFonts w:ascii="Aptos" w:hAnsi="Aptos" w:eastAsia="PingFang SC"/>
+                <w:b w:val="0"/>
+                <w:sz w:val="16"/>
+              </w:rPr>
+              <w:t>2026-05-25 美国市场因 Memorial Day 休市。</w:t>
+            </w:r>
+          </w:p>
+        </w:tc>
+        <w:tc>
+          <w:tcPr>
+            <w:tcW w:type="dxa" w:w="3528"/>
+            <w:vAlign w:val="top"/>
+          </w:tcPr>
+          <w:p>
+            <w:pPr>
+              <w:jc w:val="left"/>
+            </w:pPr>
+            <w:r>
+              <w:rPr>
+                <w:rFonts w:ascii="Aptos" w:hAnsi="Aptos" w:eastAsia="PingFang SC"/>
+                <w:b w:val="0"/>
+                <w:sz w:val="16"/>
+              </w:rPr>
+              <w:t>真正战术反应窗口是周二美国现金股开盘。</w:t>
+            </w:r>
+          </w:p>
+        </w:tc>
+        <w:tc>
+          <w:tcPr>
+            <w:tcW w:type="dxa" w:w="2448"/>
+            <w:vAlign w:val="top"/>
+          </w:tcPr>
+          <w:p>
+            <w:pPr>
+              <w:jc w:val="center"/>
+            </w:pPr>
+            <w:r>
+              <w:rPr>
+                <w:rFonts w:ascii="Aptos" w:hAnsi="Aptos" w:eastAsia="PingFang SC"/>
+                <w:b w:val="0"/>
+                <w:sz w:val="16"/>
+              </w:rPr>
+              <w:t>比较前 90 分钟 NVDA、MU、AMD、DELL、ASTS、TSLA 和 QQQ 广度。</w:t>
+            </w:r>
+          </w:p>
+        </w:tc>
+      </w:tr>
+    </w:tbl>
+    <w:p/>
+    <w:p>
+      <w:r>
+        <w:t>本叠加层使用的外部链接包括：Nasdaq 假日日历、Amsflow 美国 Fear &amp; Greed、Reuters/LSEG 资金流报道（Investing.com）、StockAnalysis 的 NVDA、MU、ASTS、RDDT、TSLA、SPY 和 QQQ 历史价格、NVIDIA Q1 FY2027 财报、Micron 投资者材料、ASTS FCC/部署报道、AltIndex WSB 追踪器 和 FearGreedMeter meme-stock 追踪器。</w:t>
+      </w:r>
+    </w:p>
+    <w:p>
+      <w:pPr>
+        <w:pStyle w:val="Heading2"/>
+      </w:pPr>
+      <w:r>
+        <w:t>6. 公司逐一判断</w:t>
       </w:r>
     </w:p>
     <w:p>
@@ -2209,6 +3505,11 @@
     <w:p>
       <w:r>
         <w:t>Tesla 与 Apple 类似，也没有被语料直接验证为 AI capex-to-FCF 链条中的赢家。它的 AI 叙事更接近自动驾驶、机器人和期权价值，而语料重点是基础设施、云商业化、电力、自研芯片和利用率。</w:t>
+      </w:r>
+    </w:p>
+    <w:p>
+      <w:r>
+        <w:t>周末交易材料强化了这个解释。TSLA 在社交榜单和价格上并不缺存在感，但它不是最清晰的病毒式交易对象。MU 把“AI 需要内存”变成可交易的瓶颈故事，ASTS 把监管授权变成流动性事件，NVDA 仍是整个 AI 基础设施篮子的总开关。Tesla 的问题不是没有注意力，而是注意力还没有变成可衡量的 AI 基础设施现金流桥梁。</w:t>
       </w:r>
     </w:p>
     <w:p>
@@ -2250,6 +3551,11 @@
     <w:p>
       <w:r>
         <w:t>语料确认 NVIDIA 基本面强劲。NVDA Q1 FY27 报告把数据中心收入视为 capex 输出端信号，数据中心收入 752 亿美元，占总收入约 92%。这不是需求疲弱。</w:t>
+      </w:r>
+    </w:p>
+    <w:p>
+      <w:r>
+        <w:t>扩展后的材料让结论更严格。NVIDIA Q1 FY2027 收入约 816 亿美元，数据中心收入 752 亿美元，Q2 收入指引 910 亿美元，新增 800 亿美元回购授权并上调股息。这些数字反对“基本面输家”标签。弱点在于：2026-05-16 至 2026-05-22 观察窗口内，股票仍然下跌，且 Q2 指引不包含中国 Data Center compute 收入。市场不是否定 AI 需求，而是在重估集中度、地缘、供应链分配，以及下一美元 AI 基础设施 beta 到底属于 NVDA，还是属于内存、网络、ODM、电力或 ASIC 暴露。</w:t>
       </w:r>
     </w:p>
     <w:p>
@@ -2321,7 +3627,7 @@
         <w:pStyle w:val="Heading2"/>
       </w:pPr>
       <w:r>
-        <w:t>6. 传导框架</w:t>
+        <w:t>7. 传导框架</w:t>
       </w:r>
     </w:p>
     <w:tbl>
@@ -2895,7 +4201,7 @@
         <w:pStyle w:val="Heading2"/>
       </w:pPr>
       <w:r>
-        <w:t>7. 情景分析</w:t>
+        <w:t>8. 情景分析</w:t>
       </w:r>
     </w:p>
     <w:tbl>
@@ -3244,6 +4550,84 @@
                 <w:b w:val="0"/>
                 <w:sz w:val="16"/>
               </w:rPr>
+              <w:t>病毒式注意力轮动</w:t>
+            </w:r>
+          </w:p>
+        </w:tc>
+        <w:tc>
+          <w:tcPr>
+            <w:tcW w:type="dxa" w:w="2088"/>
+            <w:vAlign w:val="top"/>
+          </w:tcPr>
+          <w:p>
+            <w:pPr>
+              <w:jc w:val="left"/>
+            </w:pPr>
+            <w:r>
+              <w:rPr>
+                <w:rFonts w:ascii="Aptos" w:hAnsi="Aptos" w:eastAsia="PingFang SC"/>
+                <w:b w:val="0"/>
+                <w:sz w:val="16"/>
+              </w:rPr>
+              <w:t>NVDA 留在财报后收盘下方，同时 MU/AMD/DELL/ASTS 跑赢；社交榜单继续集中于 AI 基础设施替代表达</w:t>
+            </w:r>
+          </w:p>
+        </w:tc>
+        <w:tc>
+          <w:tcPr>
+            <w:tcW w:type="dxa" w:w="3528"/>
+            <w:vAlign w:val="top"/>
+          </w:tcPr>
+          <w:p>
+            <w:pPr>
+              <w:jc w:val="left"/>
+            </w:pPr>
+            <w:r>
+              <w:rPr>
+                <w:rFonts w:ascii="Aptos" w:hAnsi="Aptos" w:eastAsia="PingFang SC"/>
+                <w:b w:val="0"/>
+                <w:sz w:val="16"/>
+              </w:rPr>
+              <w:t>AI beta 从 Mag7 领导股迁移到瓶颈供应商和期权型基础设施标的</w:t>
+            </w:r>
+          </w:p>
+        </w:tc>
+        <w:tc>
+          <w:tcPr>
+            <w:tcW w:type="dxa" w:w="2448"/>
+            <w:vAlign w:val="top"/>
+          </w:tcPr>
+          <w:p>
+            <w:pPr>
+              <w:jc w:val="center"/>
+            </w:pPr>
+            <w:r>
+              <w:rPr>
+                <w:rFonts w:ascii="Aptos" w:hAnsi="Aptos" w:eastAsia="PingFang SC"/>
+                <w:b w:val="0"/>
+                <w:sz w:val="16"/>
+              </w:rPr>
+              <w:t>继续把 NVIDIA 视作基本面赢家，但不要把它当作唯一 AI capex 表达</w:t>
+            </w:r>
+          </w:p>
+        </w:tc>
+      </w:tr>
+      <w:tr>
+        <w:tc>
+          <w:tcPr>
+            <w:tcW w:type="dxa" w:w="1440"/>
+            <w:vAlign w:val="top"/>
+          </w:tcPr>
+          <w:p>
+            <w:pPr>
+              <w:jc w:val="center"/>
+            </w:pPr>
+            <w:r>
+              <w:rPr>
+                <w:rFonts w:ascii="Aptos" w:hAnsi="Aptos" w:eastAsia="PingFang SC"/>
+                <w:b w:val="0"/>
+                <w:sz w:val="16"/>
+              </w:rPr>
               <w:t>能效突破</w:t>
             </w:r>
           </w:p>
@@ -3391,7 +4775,7 @@
         <w:pStyle w:val="Heading2"/>
       </w:pPr>
       <w:r>
-        <w:t>8. 组合含义</w:t>
+        <w:t>9. 组合含义</w:t>
       </w:r>
     </w:p>
     <w:tbl>
@@ -3700,7 +5084,7 @@
                 <w:b w:val="0"/>
                 <w:sz w:val="16"/>
               </w:rPr>
-              <w:t>基本面强，但受自研芯片、云厂议价和硬件利润池扩散影响</w:t>
+              <w:t>基本面强，但受自研芯片、云厂议价、硬件利润池扩散，以及强财报后价格未确认影响</w:t>
             </w:r>
           </w:p>
         </w:tc>
@@ -3719,7 +5103,7 @@
                 <w:b w:val="0"/>
                 <w:sz w:val="16"/>
               </w:rPr>
-              <w:t>毛利率、云厂 capex 指引、ASIC 渗透、CoWoS/HBM/网络分配</w:t>
+              <w:t>毛利率、云厂 capex 指引、ASIC 渗透、CoWoS/HBM/网络分配、相对 MU/AMD/DELL/ASTS 的强弱</w:t>
             </w:r>
           </w:p>
         </w:tc>
@@ -3809,7 +5193,7 @@
         <w:pStyle w:val="Heading2"/>
       </w:pPr>
       <w:r>
-        <w:t>9. 监控仪表盘</w:t>
+        <w:t>10. 监控仪表盘</w:t>
       </w:r>
     </w:p>
     <w:tbl>
@@ -4454,6 +5838,162 @@
           </w:p>
         </w:tc>
       </w:tr>
+      <w:tr>
+        <w:tc>
+          <w:tcPr>
+            <w:tcW w:type="dxa" w:w="1440"/>
+            <w:vAlign w:val="top"/>
+          </w:tcPr>
+          <w:p>
+            <w:pPr>
+              <w:jc w:val="center"/>
+            </w:pPr>
+            <w:r>
+              <w:rPr>
+                <w:rFonts w:ascii="Aptos" w:hAnsi="Aptos" w:eastAsia="PingFang SC"/>
+                <w:b w:val="0"/>
+                <w:sz w:val="16"/>
+              </w:rPr>
+              <w:t>战术交易层</w:t>
+            </w:r>
+          </w:p>
+        </w:tc>
+        <w:tc>
+          <w:tcPr>
+            <w:tcW w:type="dxa" w:w="2088"/>
+            <w:vAlign w:val="top"/>
+          </w:tcPr>
+          <w:p>
+            <w:pPr>
+              <w:jc w:val="left"/>
+            </w:pPr>
+            <w:r>
+              <w:rPr>
+                <w:rFonts w:ascii="Aptos" w:hAnsi="Aptos" w:eastAsia="PingFang SC"/>
+                <w:b w:val="0"/>
+                <w:sz w:val="16"/>
+              </w:rPr>
+              <w:t>2026-05-26 现金股前 90 分钟 NVDA 相对 MU/AMD/DELL/ASTS 的表现</w:t>
+            </w:r>
+          </w:p>
+        </w:tc>
+        <w:tc>
+          <w:tcPr>
+            <w:tcW w:type="dxa" w:w="3528"/>
+            <w:vAlign w:val="top"/>
+          </w:tcPr>
+          <w:p>
+            <w:pPr>
+              <w:jc w:val="left"/>
+            </w:pPr>
+            <w:r>
+              <w:rPr>
+                <w:rFonts w:ascii="Aptos" w:hAnsi="Aptos" w:eastAsia="PingFang SC"/>
+                <w:b w:val="0"/>
+                <w:sz w:val="16"/>
+              </w:rPr>
+              <w:t>确认周末资金是回到 NVDA，还是继续流向替代 AI 基础设施 beta</w:t>
+            </w:r>
+          </w:p>
+        </w:tc>
+        <w:tc>
+          <w:tcPr>
+            <w:tcW w:type="dxa" w:w="2448"/>
+            <w:vAlign w:val="top"/>
+          </w:tcPr>
+          <w:p>
+            <w:pPr>
+              <w:jc w:val="center"/>
+            </w:pPr>
+            <w:r>
+              <w:rPr>
+                <w:rFonts w:ascii="Aptos" w:hAnsi="Aptos" w:eastAsia="PingFang SC"/>
+                <w:b w:val="0"/>
+                <w:sz w:val="16"/>
+              </w:rPr>
+              <w:t>证据 15、18、20、21、23</w:t>
+            </w:r>
+          </w:p>
+        </w:tc>
+      </w:tr>
+      <w:tr>
+        <w:tc>
+          <w:tcPr>
+            <w:tcW w:type="dxa" w:w="1440"/>
+            <w:vAlign w:val="top"/>
+          </w:tcPr>
+          <w:p>
+            <w:pPr>
+              <w:jc w:val="center"/>
+            </w:pPr>
+            <w:r>
+              <w:rPr>
+                <w:rFonts w:ascii="Aptos" w:hAnsi="Aptos" w:eastAsia="PingFang SC"/>
+                <w:b w:val="0"/>
+                <w:sz w:val="16"/>
+              </w:rPr>
+              <w:t>社交注意力质量</w:t>
+            </w:r>
+          </w:p>
+        </w:tc>
+        <w:tc>
+          <w:tcPr>
+            <w:tcW w:type="dxa" w:w="2088"/>
+            <w:vAlign w:val="top"/>
+          </w:tcPr>
+          <w:p>
+            <w:pPr>
+              <w:jc w:val="left"/>
+            </w:pPr>
+            <w:r>
+              <w:rPr>
+                <w:rFonts w:ascii="Aptos" w:hAnsi="Aptos" w:eastAsia="PingFang SC"/>
+                <w:b w:val="0"/>
+                <w:sz w:val="16"/>
+              </w:rPr>
+              <w:t>RDDT 式“高提及、弱价格”背离，以及 TSLA 有关注但不领涨</w:t>
+            </w:r>
+          </w:p>
+        </w:tc>
+        <w:tc>
+          <w:tcPr>
+            <w:tcW w:type="dxa" w:w="3528"/>
+            <w:vAlign w:val="top"/>
+          </w:tcPr>
+          <w:p>
+            <w:pPr>
+              <w:jc w:val="left"/>
+            </w:pPr>
+            <w:r>
+              <w:rPr>
+                <w:rFonts w:ascii="Aptos" w:hAnsi="Aptos" w:eastAsia="PingFang SC"/>
+                <w:b w:val="0"/>
+                <w:sz w:val="16"/>
+              </w:rPr>
+              <w:t>区分真实增量买盘和噪音讨论</w:t>
+            </w:r>
+          </w:p>
+        </w:tc>
+        <w:tc>
+          <w:tcPr>
+            <w:tcW w:type="dxa" w:w="2448"/>
+            <w:vAlign w:val="top"/>
+          </w:tcPr>
+          <w:p>
+            <w:pPr>
+              <w:jc w:val="center"/>
+            </w:pPr>
+            <w:r>
+              <w:rPr>
+                <w:rFonts w:ascii="Aptos" w:hAnsi="Aptos" w:eastAsia="PingFang SC"/>
+                <w:b w:val="0"/>
+                <w:sz w:val="16"/>
+              </w:rPr>
+              <w:t>证据 22、23</w:t>
+            </w:r>
+          </w:p>
+        </w:tc>
+      </w:tr>
     </w:tbl>
     <w:p/>
     <w:p>
@@ -4461,7 +6001,7 @@
         <w:pStyle w:val="Heading2"/>
       </w:pPr>
       <w:r>
-        <w:t>10. 最终判断</w:t>
+        <w:t>11. 最终判断</w:t>
       </w:r>
     </w:p>
     <w:p>
@@ -4481,12 +6021,12 @@
     </w:p>
     <w:p>
       <w:r>
-        <w:t>3. **估值倍数输家候选：NVIDIA。** NVIDIA 仍是 AI 基本面赢家，但语料提示稀缺性倍数会随着利润池扩散到 ASIC、网络、HBM、CoWoS、ODM、电力设备和能效而压缩。</w:t>
+        <w:t>3. **估值倍数输家候选：NVIDIA。** NVIDIA 仍是 AI 基本面赢家，扩展材料反而强化了这一点。更精确的风险是：稀缺性倍数会随着利润池扩散到 ASIC、网络、HBM、CoWoS、ODM、电力设备和能效而压缩，并且强财报后散户注意力可能迁移到替代 AI 基础设施 beta。</w:t>
       </w:r>
     </w:p>
     <w:p>
       <w:r>
-        <w:t>Microsoft 和 Alphabet 防御最好。Amazon 居中。Tesla 是叙事久期风险，除非自动驾驶或机器人转化为可衡量重复现金流。下一代不会简单奖励“有 AI 暴露”，而会奖励**能把 AI capex 转化为高密度收入、低单位成本和自由现金流的公司**。</w:t>
+        <w:t>Microsoft 和 Alphabet 防御最好。Amazon 居中。Tesla 是叙事久期风险，除非自动驾驶或机器人转化为可衡量重复现金流。周末病毒式市场材料增加的是时点层：2026-05-26 美国现金股开盘要观察资金是回到 NVDA，还是继续流向 MU/AMD/DELL/ASTS 类替代表达。下一代不会简单奖励“有 AI 暴露”，而会奖励**能把 AI capex 转化为高密度收入、低单位成本和自由现金流的公司**。</w:t>
       </w:r>
     </w:p>
     <w:sectPr>
